--- a/clients/arcars/reports/drafts-2026-10-13/kak-proverit-avto-po-statistike-auktsionov-yaponii.docx
+++ b/clients/arcars/reports/drafts-2026-10-13/kak-proverit-avto-po-statistike-auktsionov-yaponii.docx
@@ -23,7 +23,7 @@
         <w:rPr>
           <w:i/>
         </w:rPr>
-        <w:t xml:space="preserve"> Объём: около 1553 слов.</w:t>
+        <w:t xml:space="preserve"> Объём: около 1936 слов.</w:t>
       </w:r>
     </w:p>
     <w:p>
@@ -42,11 +42,11 @@
         <w:rPr>
           <w:b/>
         </w:rPr>
-        <w:t>Так ли работаете вы?</w:t>
+        <w:t>Обновлено 27.10 по вашим ответам:</w:t>
       </w:r>
       <w:r>
         <w:rPr/>
-        <w:t xml:space="preserve"> В конце статьи: «агент смотрит машину вживую на площадке перед торгами». Подтвердите — или опишем, как проверяете лот вы.</w:t>
+        <w:t xml:space="preserve"> в шаге 2 назвали JapanStat — им проверяем историю торгов по номеру кузова; расчёт Honda Freed (пост 3481) и предупреждение про аукционы годных остатков (пост 1275) — в тексте; кейс с двумя Toyota Raize — без года.</w:t>
       </w:r>
     </w:p>
     <w:p>
@@ -57,11 +57,11 @@
         <w:rPr>
           <w:b/>
         </w:rPr>
-        <w:t>Устаревшее:</w:t>
+        <w:t>Доставка в инвойсе</w:t>
       </w:r>
       <w:r>
         <w:rPr/>
-        <w:t xml:space="preserve"> в таблице расходов «Оформление ПТС». Сейчас выдают электронный паспорт (ЭПТС). Поправим.</w:t>
+        <w:t xml:space="preserve"> — «до Владивостока», как в корейских статьях. Для Японии так же?</w:t>
       </w:r>
     </w:p>
     <w:p>
@@ -76,37 +76,7 @@
       </w:r>
       <w:r>
         <w:rPr/>
-        <w:t xml:space="preserve"> (650–780 тыс. иен) помечен как условный. Если дадите реальную выборку из вашей статистики — заменим, будет убедительнее.</w:t>
-      </w:r>
-    </w:p>
-    <w:p>
-      <w:pPr>
-        <w:pStyle w:val="ListBullet"/>
-      </w:pPr>
-      <w:r>
-        <w:rPr>
-          <w:b/>
-        </w:rPr>
-        <w:t>Оценка 5–6 баллов</w:t>
-      </w:r>
-      <w:r>
-        <w:rPr/>
-        <w:t xml:space="preserve"> связана в тексте с пробегом до 10–15 тыс. км. Согласны с этой привязкой?</w:t>
-      </w:r>
-    </w:p>
-    <w:p>
-      <w:pPr>
-        <w:pStyle w:val="ListBullet"/>
-      </w:pPr>
-      <w:r>
-        <w:rPr>
-          <w:b/>
-        </w:rPr>
-        <w:t>Какой статистикой пользуетесь вы</w:t>
-      </w:r>
-      <w:r>
-        <w:rPr/>
-        <w:t xml:space="preserve"> (сайт, сервис)? Можно назвать в статье или дать ссылку.</w:t>
+        <w:t xml:space="preserve"> (650–780 тыс. иен) помечен как условный. Если дадите реальную выборку из JapanStat — заменим.</w:t>
       </w:r>
     </w:p>
     <w:p/>
@@ -472,6 +442,12 @@
     <w:p>
       <w:r>
         <w:rPr/>
+        <w:t>Мы при покупке в Японии опираемся именно на аукционный лист и предыдущие торги по машине. Листу можно доверять, особенно на аукционах TAA и Honda: там отмечают даже едва заметные повреждения кузова, ремонты и окрасы, состояние салона и агрегатов. Фотографий с аукциона обычно около семи, поэтому лист важнее снимков. Переводим его сами или с помощью специалистов со знанием японского.</w:t>
+      </w:r>
+    </w:p>
+    <w:p>
+      <w:r>
+        <w:rPr/>
         <w:t>Кроме двух оценок, в листе есть схема кузова: силуэт машины с буквенно-цифровыми пометками по зонам. По ним видно, где меняли деталь, где царапина, коррозия или шпатлёвка. Отдельная строка отведена салону: запах, прожжённые чехлы, следы влаги. Эти пометки значат больше итоговой цифры, потому что объясняют, откуда она взялась.</w:t>
       </w:r>
     </w:p>
@@ -479,6 +455,12 @@
       <w:r>
         <w:rPr/>
         <w:t>По VIN или номеру шасси из листа проверяют, не продавалась ли машина на торгах раньше. Если продавалась и её цена падала от торгов к торгам, присмотритесь внимательнее.</w:t>
+      </w:r>
+    </w:p>
+    <w:p>
+      <w:r>
+        <w:rPr/>
+        <w:t>Мы смотрим это через сервис JapanStat (japanstat.com). По номеру кузова он показывает, где и когда машина уже выходила на торги, с какой оценкой и чем торги закончились. Там же фото с каждых торгов, аукционный лист с переводом и пробег. Поэтому видно, если оценку подняли после ремонта или пробег стал меньше, чем на прошлых торгах.</w:t>
       </w:r>
     </w:p>
     <w:p>
@@ -1028,7 +1010,7 @@
             <w:r/>
             <w:r>
               <w:rPr/>
-              <w:t>Оформление ПТС</w:t>
+              <w:t>Лаборатория, ЭПТС и СБКТС</w:t>
             </w:r>
           </w:p>
         </w:tc>
@@ -1040,7 +1022,7 @@
             <w:r/>
             <w:r>
               <w:rPr/>
-              <w:t>Выдача паспорта транспортного средства после очистки</w:t>
+              <w:t>Электронный паспорт и свидетельство о безопасности конструкции после очистки</w:t>
             </w:r>
           </w:p>
         </w:tc>
@@ -1062,7 +1044,453 @@
     <w:p>
       <w:r>
         <w:rPr/>
-        <w:t>Для новичка самая непредсказуемая часть — таможенная очистка и утильсбор. Пошлина зависит от возраста и объёма двигателя, а утильсбор ещё и от мощности. Коэффициенты лучше сверять по ставкам на дату сделки: их периодически пересматривают, и прикидка по старым цифрам из интернета может ошибиться на серьёзную сумму.</w:t>
+        <w:t>Для новичка самая непредсказуемая часть — таможенная очистка и утильсбор. Пошлина зависит от возраста и объёма двигателя, а утильсбор ещё и от мощности: до 160 л.с. для личного пользования действует льготная ставка. Коэффициенты лучше сверять по ставкам на дату сделки: их периодически пересматривают, и прикидка по старым цифрам из интернета может ошибиться на серьёзную сумму.</w:t>
+      </w:r>
+    </w:p>
+    <w:p>
+      <w:r>
+        <w:rPr/>
+        <w:t>Так это выглядит на реальной машине. Honda Freed 2020, аукцион HAA Kobe, оценка 3,5, пробег 43 000 км, ноябрь 2025:</w:t>
+      </w:r>
+    </w:p>
+    <w:tbl>
+      <w:tblPr>
+        <w:tblStyle w:val="TableGrid"/>
+        <w:tblW w:type="auto" w:w="0"/>
+        <w:tblLook w:firstColumn="1" w:firstRow="1" w:lastColumn="0" w:lastRow="0" w:noHBand="0" w:noVBand="1" w:val="04A0"/>
+      </w:tblPr>
+      <w:tblGrid>
+        <w:gridCol w:w="4873"/>
+        <w:gridCol w:w="4873"/>
+      </w:tblGrid>
+      <w:tr>
+        <w:tc>
+          <w:tcPr>
+            <w:tcW w:type="dxa" w:w="4873"/>
+            <w:shd w:val="clear" w:color="auto" w:fill="F2F2F2"/>
+          </w:tcPr>
+          <w:p>
+            <w:r/>
+            <w:r>
+              <w:rPr>
+                <w:b/>
+              </w:rPr>
+              <w:t>Статья</w:t>
+            </w:r>
+          </w:p>
+        </w:tc>
+        <w:tc>
+          <w:tcPr>
+            <w:tcW w:type="dxa" w:w="4873"/>
+            <w:shd w:val="clear" w:color="auto" w:fill="F2F2F2"/>
+          </w:tcPr>
+          <w:p>
+            <w:r/>
+            <w:r>
+              <w:rPr>
+                <w:b/>
+              </w:rPr>
+              <w:t>Сумма</w:t>
+            </w:r>
+          </w:p>
+        </w:tc>
+      </w:tr>
+      <w:tr>
+        <w:tc>
+          <w:tcPr>
+            <w:tcW w:type="dxa" w:w="4873"/>
+          </w:tcPr>
+          <w:p>
+            <w:r/>
+            <w:r>
+              <w:rPr/>
+              <w:t>Цена на аукционе</w:t>
+            </w:r>
+          </w:p>
+        </w:tc>
+        <w:tc>
+          <w:tcPr>
+            <w:tcW w:type="dxa" w:w="4873"/>
+          </w:tcPr>
+          <w:p>
+            <w:r/>
+            <w:r>
+              <w:rPr/>
+              <w:t>1 775 000 иен</w:t>
+            </w:r>
+          </w:p>
+        </w:tc>
+      </w:tr>
+      <w:tr>
+        <w:tc>
+          <w:tcPr>
+            <w:tcW w:type="dxa" w:w="4873"/>
+          </w:tcPr>
+          <w:p>
+            <w:r/>
+            <w:r>
+              <w:rPr/>
+              <w:t>Расходы по Японии</w:t>
+            </w:r>
+          </w:p>
+        </w:tc>
+        <w:tc>
+          <w:tcPr>
+            <w:tcW w:type="dxa" w:w="4873"/>
+          </w:tcPr>
+          <w:p>
+            <w:r/>
+            <w:r>
+              <w:rPr/>
+              <w:t>140 000 иен</w:t>
+            </w:r>
+          </w:p>
+        </w:tc>
+      </w:tr>
+      <w:tr>
+        <w:tc>
+          <w:tcPr>
+            <w:tcW w:type="dxa" w:w="4873"/>
+          </w:tcPr>
+          <w:p>
+            <w:r/>
+            <w:r>
+              <w:rPr/>
+              <w:t>Расходы во Владивостоке</w:t>
+            </w:r>
+          </w:p>
+        </w:tc>
+        <w:tc>
+          <w:tcPr>
+            <w:tcW w:type="dxa" w:w="4873"/>
+          </w:tcPr>
+          <w:p>
+            <w:r/>
+            <w:r>
+              <w:rPr/>
+              <w:t>82 500 ₽</w:t>
+            </w:r>
+          </w:p>
+        </w:tc>
+      </w:tr>
+      <w:tr>
+        <w:tc>
+          <w:tcPr>
+            <w:tcW w:type="dxa" w:w="4873"/>
+          </w:tcPr>
+          <w:p>
+            <w:r/>
+            <w:r>
+              <w:rPr/>
+              <w:t>Растаможка</w:t>
+            </w:r>
+          </w:p>
+        </w:tc>
+        <w:tc>
+          <w:tcPr>
+            <w:tcW w:type="dxa" w:w="4873"/>
+          </w:tcPr>
+          <w:p>
+            <w:r/>
+            <w:r>
+              <w:rPr/>
+              <w:t>250 000 ₽</w:t>
+            </w:r>
+          </w:p>
+        </w:tc>
+      </w:tr>
+      <w:tr>
+        <w:tc>
+          <w:tcPr>
+            <w:tcW w:type="dxa" w:w="4873"/>
+          </w:tcPr>
+          <w:p>
+            <w:r/>
+            <w:r>
+              <w:rPr>
+                <w:b/>
+              </w:rPr>
+              <w:t>Итого до Владивостока</w:t>
+            </w:r>
+          </w:p>
+        </w:tc>
+        <w:tc>
+          <w:tcPr>
+            <w:tcW w:type="dxa" w:w="4873"/>
+          </w:tcPr>
+          <w:p>
+            <w:r/>
+            <w:r>
+              <w:rPr>
+                <w:b/>
+              </w:rPr>
+              <w:t>1 425 965 ₽</w:t>
+            </w:r>
+          </w:p>
+        </w:tc>
+      </w:tr>
+    </w:tbl>
+    <w:p/>
+    <w:p>
+      <w:r>
+        <w:rPr/>
+        <w:t>Комиссии в расчёте нет: эту машину мы брали для себя. Иены переведены в рубли по курсу на дату расчёта.</w:t>
+      </w:r>
+    </w:p>
+    <w:p>
+      <w:r>
+        <w:rPr/>
+        <w:t>Деньги часто уходят на «расходах по Японии». Вот две одинаковые Toyota Raize, которые привезли примерно в одно время. Первую — не мы, вторую — мы:</w:t>
+      </w:r>
+    </w:p>
+    <w:tbl>
+      <w:tblPr>
+        <w:tblStyle w:val="TableGrid"/>
+        <w:tblW w:type="auto" w:w="0"/>
+        <w:tblLook w:firstColumn="1" w:firstRow="1" w:lastColumn="0" w:lastRow="0" w:noHBand="0" w:noVBand="1" w:val="04A0"/>
+      </w:tblPr>
+      <w:tblGrid>
+        <w:gridCol w:w="3249"/>
+        <w:gridCol w:w="3249"/>
+        <w:gridCol w:w="3249"/>
+      </w:tblGrid>
+      <w:tr>
+        <w:tc>
+          <w:tcPr>
+            <w:tcW w:type="dxa" w:w="3249"/>
+            <w:shd w:val="clear" w:color="auto" w:fill="F2F2F2"/>
+          </w:tcPr>
+          <w:p>
+            <w:r/>
+          </w:p>
+        </w:tc>
+        <w:tc>
+          <w:tcPr>
+            <w:tcW w:type="dxa" w:w="3249"/>
+            <w:shd w:val="clear" w:color="auto" w:fill="F2F2F2"/>
+          </w:tcPr>
+          <w:p>
+            <w:r/>
+            <w:r>
+              <w:rPr>
+                <w:b/>
+              </w:rPr>
+              <w:t>Авто №1 (не у нас)</w:t>
+            </w:r>
+          </w:p>
+        </w:tc>
+        <w:tc>
+          <w:tcPr>
+            <w:tcW w:type="dxa" w:w="3249"/>
+            <w:shd w:val="clear" w:color="auto" w:fill="F2F2F2"/>
+          </w:tcPr>
+          <w:p>
+            <w:r/>
+            <w:r>
+              <w:rPr>
+                <w:b/>
+              </w:rPr>
+              <w:t>Авто №2 (у нас)</w:t>
+            </w:r>
+          </w:p>
+        </w:tc>
+      </w:tr>
+      <w:tr>
+        <w:tc>
+          <w:tcPr>
+            <w:tcW w:type="dxa" w:w="3249"/>
+          </w:tcPr>
+          <w:p>
+            <w:r/>
+            <w:r>
+              <w:rPr/>
+              <w:t>Цена на аукционе</w:t>
+            </w:r>
+          </w:p>
+        </w:tc>
+        <w:tc>
+          <w:tcPr>
+            <w:tcW w:type="dxa" w:w="3249"/>
+          </w:tcPr>
+          <w:p>
+            <w:r/>
+            <w:r>
+              <w:rPr/>
+              <w:t>1 762 000 иен</w:t>
+            </w:r>
+          </w:p>
+        </w:tc>
+        <w:tc>
+          <w:tcPr>
+            <w:tcW w:type="dxa" w:w="3249"/>
+          </w:tcPr>
+          <w:p>
+            <w:r/>
+            <w:r>
+              <w:rPr/>
+              <w:t>1 850 000 иен</w:t>
+            </w:r>
+          </w:p>
+        </w:tc>
+      </w:tr>
+      <w:tr>
+        <w:tc>
+          <w:tcPr>
+            <w:tcW w:type="dxa" w:w="3249"/>
+          </w:tcPr>
+          <w:p>
+            <w:r/>
+            <w:r>
+              <w:rPr/>
+              <w:t>Расходы по Японии</w:t>
+            </w:r>
+          </w:p>
+        </w:tc>
+        <w:tc>
+          <w:tcPr>
+            <w:tcW w:type="dxa" w:w="3249"/>
+          </w:tcPr>
+          <w:p>
+            <w:r/>
+            <w:r>
+              <w:rPr/>
+              <w:t>280 000 иен</w:t>
+            </w:r>
+          </w:p>
+        </w:tc>
+        <w:tc>
+          <w:tcPr>
+            <w:tcW w:type="dxa" w:w="3249"/>
+          </w:tcPr>
+          <w:p>
+            <w:r/>
+            <w:r>
+              <w:rPr/>
+              <w:t>110 000 иен</w:t>
+            </w:r>
+          </w:p>
+        </w:tc>
+      </w:tr>
+      <w:tr>
+        <w:tc>
+          <w:tcPr>
+            <w:tcW w:type="dxa" w:w="3249"/>
+          </w:tcPr>
+          <w:p>
+            <w:r/>
+            <w:r>
+              <w:rPr/>
+              <w:t>Расходы по РФ</w:t>
+            </w:r>
+          </w:p>
+        </w:tc>
+        <w:tc>
+          <w:tcPr>
+            <w:tcW w:type="dxa" w:w="3249"/>
+          </w:tcPr>
+          <w:p>
+            <w:r/>
+            <w:r>
+              <w:rPr/>
+              <w:t>87 000 ₽</w:t>
+            </w:r>
+          </w:p>
+        </w:tc>
+        <w:tc>
+          <w:tcPr>
+            <w:tcW w:type="dxa" w:w="3249"/>
+          </w:tcPr>
+          <w:p>
+            <w:r/>
+            <w:r>
+              <w:rPr/>
+              <w:t>84 000 ₽</w:t>
+            </w:r>
+          </w:p>
+        </w:tc>
+      </w:tr>
+      <w:tr>
+        <w:tc>
+          <w:tcPr>
+            <w:tcW w:type="dxa" w:w="3249"/>
+          </w:tcPr>
+          <w:p>
+            <w:r/>
+            <w:r>
+              <w:rPr/>
+              <w:t>Растаможка</w:t>
+            </w:r>
+          </w:p>
+        </w:tc>
+        <w:tc>
+          <w:tcPr>
+            <w:tcW w:type="dxa" w:w="3249"/>
+          </w:tcPr>
+          <w:p>
+            <w:r/>
+            <w:r>
+              <w:rPr/>
+              <w:t>170 000 ₽</w:t>
+            </w:r>
+          </w:p>
+        </w:tc>
+        <w:tc>
+          <w:tcPr>
+            <w:tcW w:type="dxa" w:w="3249"/>
+          </w:tcPr>
+          <w:p>
+            <w:r/>
+            <w:r>
+              <w:rPr/>
+              <w:t>170 000 ₽</w:t>
+            </w:r>
+          </w:p>
+        </w:tc>
+      </w:tr>
+      <w:tr>
+        <w:tc>
+          <w:tcPr>
+            <w:tcW w:type="dxa" w:w="3249"/>
+          </w:tcPr>
+          <w:p>
+            <w:r/>
+            <w:r>
+              <w:rPr/>
+              <w:t>Комиссия</w:t>
+            </w:r>
+          </w:p>
+        </w:tc>
+        <w:tc>
+          <w:tcPr>
+            <w:tcW w:type="dxa" w:w="3249"/>
+          </w:tcPr>
+          <w:p>
+            <w:r/>
+            <w:r>
+              <w:rPr/>
+              <w:t>50 100 ₽</w:t>
+            </w:r>
+          </w:p>
+        </w:tc>
+        <w:tc>
+          <w:tcPr>
+            <w:tcW w:type="dxa" w:w="3249"/>
+          </w:tcPr>
+          <w:p>
+            <w:r/>
+            <w:r>
+              <w:rPr/>
+              <w:t>105 000 ₽</w:t>
+            </w:r>
+          </w:p>
+        </w:tc>
+      </w:tr>
+    </w:tbl>
+    <w:p/>
+    <w:p>
+      <w:r>
+        <w:rPr/>
+        <w:t>На первый взгляд наша комиссия на 54 900 ₽ выше. Но расходы по Японии у первой машины больше на 170 000 иен, это около 110 500 ₽. Вместе с комиссией «коллеги» взяли 160 600 ₽, и покупатель переплатил 55 600 ₽, хотя был уверен, что сэкономил. Поэтому сравнивайте полную сумму по всем статьям. У нас комиссия фиксированная и прописана в договоре, а других «дополнительных» платежей нет.</w:t>
       </w:r>
     </w:p>
     <w:p>
@@ -1077,7 +1505,7 @@
     <w:p>
       <w:r>
         <w:rPr/>
-        <w:t>Чаще всего повторяются четыре ошибки, и каждая бьёт либо по карману, либо по качеству проверки.</w:t>
+        <w:t>Чаще всего повторяются пять ошибок, и каждая бьёт либо по карману, либо по качеству проверки.</w:t>
       </w:r>
     </w:p>
     <w:p>
@@ -1114,6 +1542,15 @@
       <w:r>
         <w:rPr/>
         <w:t>Не замечают, что это шасси уже выставлялось на торги. Если лот выходит повторно и заметно дешевле, значит, покупатели после проверки на площадке от него отказались.</w:t>
+      </w:r>
+    </w:p>
+    <w:p>
+      <w:pPr>
+        <w:pStyle w:val="ListBullet"/>
+      </w:pPr>
+      <w:r>
+        <w:rPr/>
+        <w:t>Спокойно проходят мимо того, что машины вообще нет в статистике обычных аукционов. А насторожиться стоит: машины после серьёзных ДТП продают на аукционах годных остатков, и на обычных торгах их не видно.</w:t>
       </w:r>
     </w:p>
     <w:p>
@@ -1185,7 +1622,7 @@
     <w:p>
       <w:r>
         <w:rPr/>
-        <w:t>Статистика аукционов Японии даёт диапазон справедливой цены, но не гарантирует состояние конкретной машины в момент покупки. Последнюю проверку перед выкупом делает агент прямо на площадке. Он смотрит машину вживую, уточняет то, чего не видно на фото аукционного листа, и решает, стоит ли участвовать в торгах.</w:t>
+        <w:t>Статистика аукционов Японии даёт диапазон справедливой цены, но не гарантирует состояние конкретной машины. Поэтому перед торгами мы читаем аукционный лист конкретного лота и смотрим, как эта машина продавалась раньше. Решение, участвовать ли в торгах, всегда остаётся за вами.</w:t>
       </w:r>
     </w:p>
     <w:p>
@@ -1204,13 +1641,13 @@
       </w:hyperlink>
       <w:r>
         <w:rPr/>
-        <w:t>. Агент возьмёт параметры выборки, которую вы уже собрали, и будет искать лот в этом диапазоне, а не среди случайных объявлений.</w:t>
+        <w:t>. Мы возьмём параметры выборки, которую вы уже собрали, и будем искать лот в этом диапазоне, а не среди случайных объявлений. После договора вносится депозит 10%, а когда машина выбрана, оплачивается инвойс продавца. Доставка до Владивостока в него уже входит.</w:t>
       </w:r>
     </w:p>
     <w:p>
       <w:r>
         <w:rPr/>
-        <w:t>Оставьте заявку, и агент подберёт лот с понятной оценкой и предсказуемой итоговой ценой.</w:t>
+        <w:t>Оставьте заявку, и мы подберём лот с понятной оценкой и предсказуемой итоговой ценой.</w:t>
       </w:r>
     </w:p>
     <w:p>
